--- a/daily-reports/2026-10-19/report.docx
+++ b/daily-reports/2026-10-19/report.docx
@@ -28,28 +28,28 @@
         <w:pStyle w:val="Heading2"/>
       </w:pPr>
       <w:r>
-        <w:t>1. Arekejoker/qwen21-nsfw-pose-skill  ⭐ 3,074</w:t>
+        <w:t>1. Arekejoker/qwen21-nsfw-pose-skill  ⭐ 3,096</w:t>
       </w:r>
     </w:p>
     <w:p>
       <w:r>
-        <w:t>语言：Python ｜ Stars：3,074 ｜ Forks：567</w:t>
+        <w:t>语言：Python ｜ Stars：3,096 ｜ Forks：571</w:t>
         <w:br/>
       </w:r>
       <w:r>
-        <w:t>这是什么：这是一个基于 Qwen-Image 2.1 模型的图像生成技能包，专门用于生成特定姿势（包括 NSFW 内容）的图片。它提供了作者精心调配的提示词模板、NSFW 专用的 LoRA 模型，以及 136 种姿势的 VNCCS 人偶控制，可以配合 Claude Code、Codex、Cursor 等 AI 编程助手使用。</w:t>
+        <w:t>这是什么：这是一个给 AI 绘画工具 Qwen-Image 2.1 用的“姿势与提示词配方包”，里面收集了作者写好的提示词模板、专门的风格模型（LoRA）和 136 种人体姿势控制素材，让 AI 能按指定姿势出图。</w:t>
         <w:br/>
       </w:r>
       <w:r>
-        <w:t>能用来做什么：适合需要快速生成特定姿势人物图像的创作者，比如插画师、角色设计师，或者想用 AI 辅助生成参考姿势的爱好者。</w:t>
+        <w:t>能用来做什么：适合在 Claude Code、Codex、Cursor 等 AI 编程助手环境里，用来生成指定姿势的人物图像，或研究提示词怎么写更有效。</w:t>
         <w:br/>
       </w:r>
       <w:r>
-        <w:t>适用领域：AI 绘画、角色设计、成人内容创作</w:t>
+        <w:t>适用领域：AI 绘画、图像生成、提示词工程学习</w:t>
         <w:br/>
       </w:r>
       <w:r>
-        <w:t>对新手有什么帮助：如果你对 AI 绘画感兴趣，这个项目提供了现成的提示词和模型配置，能帮你跳过复杂的参数调试，直接生成想要的姿势图像。</w:t>
+        <w:t>对新手有什么帮助：能帮零基础的人直接套用现成配方出图，也能当作学习 AI 绘画提示词写法的参考素材。</w:t>
         <w:br/>
       </w:r>
       <w:r>
@@ -61,28 +61,28 @@
         <w:pStyle w:val="Heading2"/>
       </w:pPr>
       <w:r>
-        <w:t>2. Gathin23/tv-vibehack  ⭐ 2,486</w:t>
+        <w:t>2. Gathin23/tv-vibehack  ⭐ 2,572</w:t>
       </w:r>
     </w:p>
     <w:p>
       <w:r>
-        <w:t>语言：Java ｜ Stars：2,486 ｜ Forks：297</w:t>
+        <w:t>语言：Java ｜ Stars：2,572 ｜ Forks：308</w:t>
         <w:br/>
       </w:r>
       <w:r>
-        <w:t>这是什么：这是一个能帮你去掉智能电视广告的工具。它通过 Wi-Fi 连接你的 Android TV 或 Google TV，删除预装的广告软件，并把充满广告的首页替换成类似 Apple TV 的简洁界面，而且不需要 root 权限，操作可逆。</w:t>
+        <w:t>这是什么：这是一个帮你给安卓电视或 Google TV“瘦身”的小工具，通过 Wi-Fi 连接电视，删掉系统里多余的预装软件和广告，还能把满是广告的首页换成类似 Apple TV 的清爽界面。</w:t>
         <w:br/>
       </w:r>
       <w:r>
-        <w:t>能用来做什么：适合讨厌电视开机广告和首页推荐广告的用户，可以一键清理电视系统，获得更清爽的观看体验。</w:t>
+        <w:t>能用来做什么：适合家里电视开机广告多、首页杂乱的人，用它在局域网内一键清理电视，不需要刷机，操作可随时还原。</w:t>
         <w:br/>
       </w:r>
       <w:r>
-        <w:t>适用领域：智能电视优化、家庭娱乐、系统定制</w:t>
+        <w:t>适用领域：智能电视优化、家庭影音、安卓系统折腾</w:t>
         <w:br/>
       </w:r>
       <w:r>
-        <w:t>对新手有什么帮助：如果你家的电视广告太多，这个工具能帮你轻松去除广告，而且完全免费、安全可恢复，适合想自己动手优化电视的普通用户。</w:t>
+        <w:t>对新手有什么帮助：不用懂技术也能跟着步骤去掉电视广告、换干净桌面，适合想改善电视使用体验的新手。</w:t>
         <w:br/>
       </w:r>
       <w:r>
@@ -94,28 +94,28 @@
         <w:pStyle w:val="Heading2"/>
       </w:pPr>
       <w:r>
-        <w:t>3. feder-cr/git-ai  ⭐ 2,320</w:t>
+        <w:t>3. feder-cr/git-ai  ⭐ 2,321</w:t>
       </w:r>
     </w:p>
     <w:p>
       <w:r>
-        <w:t>语言：Go ｜ Stars：2,320 ｜ Forks：260</w:t>
+        <w:t>语言：Go ｜ Stars：2,321 ｜ Forks：260</w:t>
         <w:br/>
       </w:r>
       <w:r>
-        <w:t>这是什么：这是一个专为 AI 智能体设计的 Git 工具。它用 Go 语言编写，让 AI 程序能够像人类程序员一样使用 Git 进行版本控制，比如提交代码、创建分支等。</w:t>
+        <w:t>这是什么：这是一个专门为 AI 智能体（能自己执行任务的程序）设计的 Git 工具。Git 是程序员用来记录代码修改历史的版本管理工具，这个项目让 AI 也能方便地读写和管理代码历史。</w:t>
         <w:br/>
       </w:r>
       <w:r>
-        <w:t>能用来做什么：适合开发 AI 智能体的开发者，让 AI 能自动管理代码仓库，比如在自动化编程任务中记录代码变更。</w:t>
+        <w:t>能用来做什么：适合开发 AI 编程助手或自动化写代码流程的人，让 AI 自动提交、查看和回滚代码改动。</w:t>
         <w:br/>
       </w:r>
       <w:r>
-        <w:t>适用领域：AI 开发、版本控制、自动化编程</w:t>
+        <w:t>适用领域：AI 智能体开发、代码版本管理、自动化编程</w:t>
         <w:br/>
       </w:r>
       <w:r>
-        <w:t>对新手有什么帮助：如果你对 AI 如何与代码仓库交互感兴趣，这个项目展示了 AI 与 Git 结合的新思路，适合学习 AI 智能体开发的入门者参考。</w:t>
+        <w:t>对新手有什么帮助：对新手来说偏进阶，但可以帮你理解 AI 如何与代码仓库协作，是学习 AI 自动化开发的好案例。</w:t>
         <w:br/>
       </w:r>
       <w:r>
@@ -127,28 +127,28 @@
         <w:pStyle w:val="Heading2"/>
       </w:pPr>
       <w:r>
-        <w:t>4. HeyPuter/everything  ⭐ 2,243</w:t>
+        <w:t>4. HeyPuter/everything  ⭐ 2,248</w:t>
       </w:r>
     </w:p>
     <w:p>
       <w:r>
-        <w:t>语言：JavaScript ｜ Stars：2,243 ｜ Forks：322</w:t>
+        <w:t>语言：JavaScript ｜ Stars：2,248 ｜ Forks：322</w:t>
         <w:br/>
       </w:r>
       <w:r>
-        <w:t>这是什么：这是一个雄心勃勃的开源项目，目标是重新实现并开源世界上所有的软件。它用 JavaScript 编写，目前可能包含多个软件的重写版本，旨在提供一个完全开源的软件生态。</w:t>
+        <w:t>这是什么：这是一个雄心勃勃的开源计划，目标是“从零重写并开源世界上所有软件”，用 JavaScript 实现各种常见软件的功能，让它们都能免费、公开地使用和修改。</w:t>
         <w:br/>
       </w:r>
       <w:r>
-        <w:t>能用来做什么：适合想研究软件内部实现的学习者，或者希望用开源替代品替换商业软件的用户。</w:t>
+        <w:t>能用来做什么：可以用来体验或参与重写各类常用软件，比如办公工具、小应用等，也适合作为学习软件是怎么做出来的素材库。</w:t>
         <w:br/>
       </w:r>
       <w:r>
-        <w:t>适用领域：开源软件、Web 开发、学习研究</w:t>
+        <w:t>适用领域：开源软件、网页开发、软件教学与复刻</w:t>
         <w:br/>
       </w:r>
       <w:r>
-        <w:t>对新手有什么帮助：如果你好奇常用软件是怎么做出来的，这个项目提供了大量开源实现，是学习软件开发的宝贵资源。</w:t>
+        <w:t>对新手有什么帮助：适合想了解软件内部原理的新手，通过阅读和参与项目，边看边学软件是怎么一步步搭建起来的。</w:t>
         <w:br/>
       </w:r>
       <w:r>
@@ -160,28 +160,28 @@
         <w:pStyle w:val="Heading2"/>
       </w:pPr>
       <w:r>
-        <w:t>5. ahwootech/BRUTAL  ⭐ 1,926</w:t>
+        <w:t>5. ahwootech/BRUTAL  ⭐ 1,929</w:t>
       </w:r>
     </w:p>
     <w:p>
       <w:r>
-        <w:t>语言：C# ｜ Stars：1,926 ｜ Forks：102</w:t>
+        <w:t>语言：C# ｜ Stars：1,929 ｜ Forks：102</w:t>
         <w:br/>
       </w:r>
       <w:r>
-        <w:t>这是什么：这是一个用 C# 编写的免费开源游戏开发框架，也可以用来制作自己的游戏引擎。它提供对原生 API 和 Vulkan 图形接口的直接访问，以及相关的底层库，是《Kitten Space Agency》和《RimWorld》的 Waylith 引擎的基础。</w:t>
+        <w:t>这是什么：这是一个免费开源的 C# 游戏开发框架，可以直接调用底层图形接口 Vulkan，既能做游戏，也能用来打造自己的游戏引擎。知名游戏《RimWorld》的 Waylith 引擎和 Kitten Space Agency 都基于它。</w:t>
         <w:br/>
       </w:r>
       <w:r>
-        <w:t>能用来做什么：适合想从零开始制作游戏或游戏引擎的开发者，尤其是需要高性能图形渲染的 3D 游戏项目。</w:t>
+        <w:t>能用来做什么：适合想用 C# 做游戏或自研游戏引擎的开发者，用来搭建高性能的 3D 游戏项目。</w:t>
         <w:br/>
       </w:r>
       <w:r>
-        <w:t>适用领域：游戏开发、引擎制作、图形编程</w:t>
+        <w:t>适用领域：游戏开发、游戏引擎、3D 图形编程</w:t>
         <w:br/>
       </w:r>
       <w:r>
-        <w:t>对新手有什么帮助：如果你对游戏开发感兴趣，这个框架让你能直接接触底层图形接口，适合学习游戏引擎原理和高级图形编程。</w:t>
+        <w:t>对新手有什么帮助：对零基础新手有一定门槛，但如果你对做游戏感兴趣，它是了解专业游戏引擎底层如何运作的难得开源教材。</w:t>
         <w:br/>
       </w:r>
       <w:r>
@@ -212,7 +212,7 @@
         <w:t>Hybrid Reasoning Agents: LLM agents that think in latent space, act through text</w:t>
       </w:r>
       <w:r>
-        <w:t>（👍 305）</w:t>
+        <w:t>（👍 328）</w:t>
       </w:r>
       <w:r>
         <w:br/>
@@ -220,7 +220,7 @@
       </w:r>
       <w:r>
         <w:br/>
-        <w:t>摘要：介绍一种混合推理智能体架构：智能体在潜空间中完成思考，再通过文本行动，兼顾内部推理效率与外部可解释性，为 LLM Agent 设计提供新思路。</w:t>
+        <w:t>摘要：介绍一种混合推理智能体架构：智能体在潜空间中进行思考推理，再通过文本输出执行动作，结合了隐式推理的效率与显式文本交互的可控性，值得关注其能否提升 LLM 智能体的推理深度与行动能力。</w:t>
       </w:r>
     </w:p>
     <w:p>
@@ -231,7 +231,7 @@
         <w:t>Anthropic's proposed AI safety bill only kicks in if 50 deaths or $1B in damages</w:t>
       </w:r>
       <w:r>
-        <w:t>（👍 158）</w:t>
+        <w:t>（👍 159）</w:t>
       </w:r>
       <w:r>
         <w:br/>
@@ -239,7 +239,7 @@
       </w:r>
       <w:r>
         <w:br/>
-        <w:t>摘要：Anthropic 提出的 AI 安全法案设定了较高触发门槛，仅在造成 50 人死亡或 10 亿美元损失时才生效，引发对监管力度是否足够的讨论。</w:t>
+        <w:t>摘要：Anthropic 提出的 AI 安全法案设置了极高的触发门槛——只有造成 50 人死亡或 10 亿美元损失时才生效，引发对监管力度是否足够的讨论，也反映 AI 公司参与立法设计时的立场取向。</w:t>
       </w:r>
     </w:p>
     <w:p>
@@ -263,7 +263,7 @@
       </w:r>
       <w:r>
         <w:br/>
-        <w:t>摘要：VAST 开源实时世界模型 EdenLive，可在单张消费级显卡上以 720P 分辨率实现超过 24FPS 的实时生成，降低了世界模型的应用门槛。</w:t>
+        <w:t>摘要：VAST 开源实时世界模型 EdenLive，可在单张消费级显卡上以 720P 分辨率实现超过 24FPS 的实时生成，降低了世界模型的使用门槛，对实时交互式内容生成与具身智能仿真有重要意义。</w:t>
       </w:r>
     </w:p>
     <w:p>
@@ -287,7 +287,7 @@
       </w:r>
       <w:r>
         <w:br/>
-        <w:t>摘要：Mythos 5 宣称破解量子计算领域的重大难题，仅用 53 小时完成人类需数年的工作，引发对 AI 加速科学发现的关注。</w:t>
+        <w:t>摘要：报道称 Mythos 5 破解量子计算领域的重大难题，用时 53 小时完成人类需数年的工作，若属实将展示 AI 在科学发现中的加速能力，但需关注其成果的可验证性与具体技术细节。</w:t>
       </w:r>
     </w:p>
     <w:sectPr>
